--- a/Gabriel/Go React/GABRIEL POPA.docx
+++ b/Gabriel/Go React/GABRIEL POPA.docx
@@ -63,8 +63,6 @@
         </w:rPr>
         <w:t xml:space="preserve"> </w:t>
       </w:r>
-      <w:bookmarkStart w:id="0" w:name="_GoBack"/>
-      <w:bookmarkEnd w:id="0"/>
       <w:r>
         <w:rPr>
           <w:b/>
@@ -145,61 +143,10 @@
           <w:sz w:val="20"/>
           <w:szCs w:val="28"/>
         </w:rPr>
-        <w:t>, Romania</w:t>
-      </w:r>
-      <w:r>
-        <w:rPr>
-          <w:rStyle w:val="NormalWebChar"/>
-          <w:rFonts w:asciiTheme="majorBidi" w:hAnsiTheme="majorBidi" w:cstheme="majorBidi"/>
-          <w:bCs/>
-          <w:color w:val="000000" w:themeColor="text1"/>
-          <w:sz w:val="20"/>
-          <w:szCs w:val="28"/>
-        </w:rPr>
-        <w:t xml:space="preserve"> | </w:t>
-      </w:r>
-      <w:r>
-        <w:rPr>
-          <w:rStyle w:val="NormalWebChar"/>
-          <w:rFonts w:asciiTheme="majorBidi" w:hAnsiTheme="majorBidi" w:cstheme="majorBidi"/>
-          <w:bCs/>
-          <w:color w:val="000000" w:themeColor="text1"/>
-          <w:sz w:val="20"/>
-          <w:szCs w:val="28"/>
-        </w:rPr>
-        <w:t xml:space="preserve">+40 764309991 | </w:t>
-      </w:r>
-      <w:r>
-        <w:rPr>
-          <w:rFonts w:asciiTheme="majorBidi" w:eastAsia="Times New Roman" w:hAnsiTheme="majorBidi" w:cstheme="majorBidi"/>
-          <w:bCs/>
-          <w:color w:val="000000" w:themeColor="text1"/>
-          <w:szCs w:val="27"/>
-          <w:lang w:eastAsia="en-US"/>
-        </w:rPr>
-        <w:t>popagabriel0523@outlook.com</w:t>
-      </w:r>
-      <w:r>
-        <w:rPr>
-          <w:rFonts w:asciiTheme="majorBidi" w:eastAsia="Times New Roman" w:hAnsiTheme="majorBidi" w:cstheme="majorBidi"/>
-          <w:bCs/>
-          <w:color w:val="000000" w:themeColor="text1"/>
-          <w:szCs w:val="27"/>
-          <w:lang w:eastAsia="en-US"/>
-        </w:rPr>
-        <w:t xml:space="preserve"> | </w:t>
-      </w:r>
-      <w:r>
-        <w:rPr>
-          <w:rStyle w:val="NormalWebChar"/>
-          <w:rFonts w:asciiTheme="majorBidi" w:hAnsiTheme="majorBidi" w:cstheme="majorBidi"/>
-          <w:bCs/>
-          <w:color w:val="000000" w:themeColor="text1"/>
-          <w:sz w:val="20"/>
-          <w:szCs w:val="27"/>
-        </w:rPr>
-        <w:t>https://www.linkedin.com/in/gabriel-popa-89ba643a4/</w:t>
-      </w:r>
+        <w:t>, Romania | +40 764309991 | gabrielpdev@outlook.com | https://www.linkedin.com/in/gabriel-popa-12890b414/</w:t>
+      </w:r>
+      <w:bookmarkStart w:id="0" w:name="_GoBack"/>
+      <w:bookmarkEnd w:id="0"/>
     </w:p>
     <w:p>
       <w:pPr>
@@ -361,7 +308,6 @@
         </w:rPr>
         <w:t xml:space="preserve">, </w:t>
       </w:r>
-      <w:proofErr w:type="spellStart"/>
       <w:r>
         <w:rPr>
           <w:rStyle w:val="Strong"/>
@@ -370,7 +316,6 @@
         </w:rPr>
         <w:t>PostgreSQL</w:t>
       </w:r>
-      <w:proofErr w:type="spellEnd"/>
       <w:r>
         <w:rPr>
           <w:rFonts w:ascii="Times New Roman" w:hAnsi="Times New Roman" w:cs="Times New Roman"/>
@@ -395,7 +340,6 @@
         </w:rPr>
         <w:t xml:space="preserve">, </w:t>
       </w:r>
-      <w:proofErr w:type="spellStart"/>
       <w:r>
         <w:rPr>
           <w:rStyle w:val="Strong"/>
@@ -404,7 +348,6 @@
         </w:rPr>
         <w:t>Docker</w:t>
       </w:r>
-      <w:proofErr w:type="spellEnd"/>
       <w:r>
         <w:rPr>
           <w:rFonts w:ascii="Times New Roman" w:hAnsi="Times New Roman" w:cs="Times New Roman"/>
@@ -543,27 +486,7 @@
           <w:szCs w:val="24"/>
           <w:lang w:eastAsia="en-US"/>
         </w:rPr>
-        <w:t xml:space="preserve">, JavaScript ES6+, </w:t>
-      </w:r>
-      <w:proofErr w:type="spellStart"/>
-      <w:r>
-        <w:rPr>
-          <w:rFonts w:ascii="Times New Roman" w:eastAsia="Times New Roman" w:hAnsi="Times New Roman" w:cs="Times New Roman"/>
-          <w:sz w:val="22"/>
-          <w:szCs w:val="24"/>
-          <w:lang w:eastAsia="en-US"/>
-        </w:rPr>
-        <w:t>Redux</w:t>
-      </w:r>
-      <w:proofErr w:type="spellEnd"/>
-      <w:r>
-        <w:rPr>
-          <w:rFonts w:ascii="Times New Roman" w:eastAsia="Times New Roman" w:hAnsi="Times New Roman" w:cs="Times New Roman"/>
-          <w:sz w:val="22"/>
-          <w:szCs w:val="24"/>
-          <w:lang w:eastAsia="en-US"/>
-        </w:rPr>
-        <w:t xml:space="preserve"> Toolkit, React Query 3.x–5.x, HTML5, CSS3, SCSS, responsive UI design, reusable component architecture, form validation, accessibility-aware development</w:t>
+        <w:t>, JavaScript ES6+, Redux Toolkit, React Query 3.x–5.x, HTML5, CSS3, SCSS, responsive UI design, reusable component architecture, form validation, accessibility-aware development</w:t>
       </w:r>
     </w:p>
     <w:p>
@@ -719,29 +642,16 @@
         </w:rPr>
         <w:t xml:space="preserve"> </w:t>
       </w:r>
-      <w:proofErr w:type="spellStart"/>
-      <w:r>
-        <w:rPr>
-          <w:rFonts w:ascii="Times New Roman" w:eastAsia="Times New Roman" w:hAnsi="Times New Roman" w:cs="Times New Roman"/>
-          <w:b/>
-          <w:bCs/>
-          <w:sz w:val="22"/>
-          <w:szCs w:val="24"/>
-          <w:lang w:eastAsia="en-US"/>
-        </w:rPr>
-        <w:t>PostgreSQL</w:t>
-      </w:r>
-      <w:proofErr w:type="spellEnd"/>
-      <w:r>
-        <w:rPr>
-          <w:rFonts w:ascii="Times New Roman" w:eastAsia="Times New Roman" w:hAnsi="Times New Roman" w:cs="Times New Roman"/>
-          <w:b/>
-          <w:bCs/>
-          <w:sz w:val="22"/>
-          <w:szCs w:val="24"/>
-          <w:lang w:eastAsia="en-US"/>
-        </w:rPr>
-        <w:t xml:space="preserve"> 12–16</w:t>
+      <w:r>
+        <w:rPr>
+          <w:rFonts w:ascii="Times New Roman" w:eastAsia="Times New Roman" w:hAnsi="Times New Roman" w:cs="Times New Roman"/>
+          <w:b/>
+          <w:bCs/>
+          <w:sz w:val="22"/>
+          <w:szCs w:val="24"/>
+          <w:lang w:eastAsia="en-US"/>
+        </w:rPr>
+        <w:t>PostgreSQL 12–16</w:t>
       </w:r>
       <w:r>
         <w:rPr>
@@ -831,185 +741,97 @@
           <w:szCs w:val="24"/>
           <w:lang w:eastAsia="en-US"/>
         </w:rPr>
-        <w:t xml:space="preserve">Cloud &amp; </w:t>
+        <w:t>Cloud &amp; DevOps:</w:t>
+      </w:r>
+      <w:r>
+        <w:rPr>
+          <w:rFonts w:ascii="Times New Roman" w:eastAsia="Times New Roman" w:hAnsi="Times New Roman" w:cs="Times New Roman"/>
+          <w:sz w:val="22"/>
+          <w:szCs w:val="24"/>
+          <w:lang w:eastAsia="en-US"/>
+        </w:rPr>
+        <w:t xml:space="preserve"> </w:t>
+      </w:r>
+      <w:r>
+        <w:rPr>
+          <w:rFonts w:ascii="Times New Roman" w:eastAsia="Times New Roman" w:hAnsi="Times New Roman" w:cs="Times New Roman"/>
+          <w:b/>
+          <w:bCs/>
+          <w:sz w:val="22"/>
+          <w:szCs w:val="24"/>
+          <w:lang w:eastAsia="en-US"/>
+        </w:rPr>
+        <w:t>AWS</w:t>
+      </w:r>
+      <w:r>
+        <w:rPr>
+          <w:rFonts w:ascii="Times New Roman" w:eastAsia="Times New Roman" w:hAnsi="Times New Roman" w:cs="Times New Roman"/>
+          <w:sz w:val="22"/>
+          <w:szCs w:val="24"/>
+          <w:lang w:eastAsia="en-US"/>
+        </w:rPr>
+        <w:t xml:space="preserve">, </w:t>
+      </w:r>
+      <w:r>
+        <w:rPr>
+          <w:rFonts w:ascii="Times New Roman" w:eastAsia="Times New Roman" w:hAnsi="Times New Roman" w:cs="Times New Roman"/>
+          <w:b/>
+          <w:bCs/>
+          <w:sz w:val="22"/>
+          <w:szCs w:val="24"/>
+          <w:lang w:eastAsia="en-US"/>
+        </w:rPr>
+        <w:t>Docker 20.x–26.x</w:t>
+      </w:r>
+      <w:r>
+        <w:rPr>
+          <w:rFonts w:ascii="Times New Roman" w:eastAsia="Times New Roman" w:hAnsi="Times New Roman" w:cs="Times New Roman"/>
+          <w:sz w:val="22"/>
+          <w:szCs w:val="24"/>
+          <w:lang w:eastAsia="en-US"/>
+        </w:rPr>
+        <w:t xml:space="preserve">, Kubernetes 1.24–1.30 basics, ECS, EC2, S3, RDS, </w:t>
       </w:r>
       <w:proofErr w:type="spellStart"/>
       <w:r>
         <w:rPr>
           <w:rFonts w:ascii="Times New Roman" w:eastAsia="Times New Roman" w:hAnsi="Times New Roman" w:cs="Times New Roman"/>
-          <w:b/>
-          <w:bCs/>
-          <w:sz w:val="22"/>
-          <w:szCs w:val="24"/>
-          <w:lang w:eastAsia="en-US"/>
-        </w:rPr>
-        <w:t>DevOps</w:t>
+          <w:sz w:val="22"/>
+          <w:szCs w:val="24"/>
+          <w:lang w:eastAsia="en-US"/>
+        </w:rPr>
+        <w:t>CloudWatch</w:t>
       </w:r>
       <w:proofErr w:type="spellEnd"/>
       <w:r>
         <w:rPr>
           <w:rFonts w:ascii="Times New Roman" w:eastAsia="Times New Roman" w:hAnsi="Times New Roman" w:cs="Times New Roman"/>
-          <w:b/>
-          <w:bCs/>
-          <w:sz w:val="22"/>
-          <w:szCs w:val="24"/>
-          <w:lang w:eastAsia="en-US"/>
-        </w:rPr>
-        <w:t>:</w:t>
-      </w:r>
-      <w:r>
-        <w:rPr>
-          <w:rFonts w:ascii="Times New Roman" w:eastAsia="Times New Roman" w:hAnsi="Times New Roman" w:cs="Times New Roman"/>
-          <w:sz w:val="22"/>
-          <w:szCs w:val="24"/>
-          <w:lang w:eastAsia="en-US"/>
-        </w:rPr>
-        <w:t xml:space="preserve"> </w:t>
-      </w:r>
-      <w:r>
-        <w:rPr>
-          <w:rFonts w:ascii="Times New Roman" w:eastAsia="Times New Roman" w:hAnsi="Times New Roman" w:cs="Times New Roman"/>
-          <w:b/>
-          <w:bCs/>
-          <w:sz w:val="22"/>
-          <w:szCs w:val="24"/>
-          <w:lang w:eastAsia="en-US"/>
-        </w:rPr>
-        <w:t>AWS</w:t>
-      </w:r>
-      <w:r>
-        <w:rPr>
-          <w:rFonts w:ascii="Times New Roman" w:eastAsia="Times New Roman" w:hAnsi="Times New Roman" w:cs="Times New Roman"/>
-          <w:sz w:val="22"/>
-          <w:szCs w:val="24"/>
-          <w:lang w:eastAsia="en-US"/>
-        </w:rPr>
-        <w:t xml:space="preserve">, </w:t>
+          <w:sz w:val="22"/>
+          <w:szCs w:val="24"/>
+          <w:lang w:eastAsia="en-US"/>
+        </w:rPr>
+        <w:t xml:space="preserve">, CI/CD pipelines, GitHub Actions, </w:t>
       </w:r>
       <w:proofErr w:type="spellStart"/>
       <w:r>
         <w:rPr>
           <w:rFonts w:ascii="Times New Roman" w:eastAsia="Times New Roman" w:hAnsi="Times New Roman" w:cs="Times New Roman"/>
-          <w:b/>
-          <w:bCs/>
-          <w:sz w:val="22"/>
-          <w:szCs w:val="24"/>
-          <w:lang w:eastAsia="en-US"/>
-        </w:rPr>
-        <w:t>Docker</w:t>
+          <w:sz w:val="22"/>
+          <w:szCs w:val="24"/>
+          <w:lang w:eastAsia="en-US"/>
+        </w:rPr>
+        <w:t>GitLab</w:t>
       </w:r>
       <w:proofErr w:type="spellEnd"/>
       <w:r>
         <w:rPr>
           <w:rFonts w:ascii="Times New Roman" w:eastAsia="Times New Roman" w:hAnsi="Times New Roman" w:cs="Times New Roman"/>
-          <w:b/>
-          <w:bCs/>
-          <w:sz w:val="22"/>
-          <w:szCs w:val="24"/>
-          <w:lang w:eastAsia="en-US"/>
-        </w:rPr>
-        <w:t xml:space="preserve"> 20.x–26.x</w:t>
-      </w:r>
-      <w:r>
-        <w:rPr>
-          <w:rFonts w:ascii="Times New Roman" w:eastAsia="Times New Roman" w:hAnsi="Times New Roman" w:cs="Times New Roman"/>
-          <w:sz w:val="22"/>
-          <w:szCs w:val="24"/>
-          <w:lang w:eastAsia="en-US"/>
-        </w:rPr>
-        <w:t xml:space="preserve">, </w:t>
-      </w:r>
-      <w:proofErr w:type="spellStart"/>
-      <w:r>
-        <w:rPr>
-          <w:rFonts w:ascii="Times New Roman" w:eastAsia="Times New Roman" w:hAnsi="Times New Roman" w:cs="Times New Roman"/>
-          <w:sz w:val="22"/>
-          <w:szCs w:val="24"/>
-          <w:lang w:eastAsia="en-US"/>
-        </w:rPr>
-        <w:t>Kubernetes</w:t>
-      </w:r>
-      <w:proofErr w:type="spellEnd"/>
-      <w:r>
-        <w:rPr>
-          <w:rFonts w:ascii="Times New Roman" w:eastAsia="Times New Roman" w:hAnsi="Times New Roman" w:cs="Times New Roman"/>
-          <w:sz w:val="22"/>
-          <w:szCs w:val="24"/>
-          <w:lang w:eastAsia="en-US"/>
-        </w:rPr>
-        <w:t xml:space="preserve"> 1.24–1.30 basics, ECS, EC2, S3, RDS, </w:t>
-      </w:r>
-      <w:proofErr w:type="spellStart"/>
-      <w:r>
-        <w:rPr>
-          <w:rFonts w:ascii="Times New Roman" w:eastAsia="Times New Roman" w:hAnsi="Times New Roman" w:cs="Times New Roman"/>
-          <w:sz w:val="22"/>
-          <w:szCs w:val="24"/>
-          <w:lang w:eastAsia="en-US"/>
-        </w:rPr>
-        <w:t>CloudWatch</w:t>
-      </w:r>
-      <w:proofErr w:type="spellEnd"/>
-      <w:r>
-        <w:rPr>
-          <w:rFonts w:ascii="Times New Roman" w:eastAsia="Times New Roman" w:hAnsi="Times New Roman" w:cs="Times New Roman"/>
-          <w:sz w:val="22"/>
-          <w:szCs w:val="24"/>
-          <w:lang w:eastAsia="en-US"/>
-        </w:rPr>
-        <w:t xml:space="preserve">, CI/CD pipelines, </w:t>
-      </w:r>
-      <w:proofErr w:type="spellStart"/>
-      <w:r>
-        <w:rPr>
-          <w:rFonts w:ascii="Times New Roman" w:eastAsia="Times New Roman" w:hAnsi="Times New Roman" w:cs="Times New Roman"/>
-          <w:sz w:val="22"/>
-          <w:szCs w:val="24"/>
-          <w:lang w:eastAsia="en-US"/>
-        </w:rPr>
-        <w:t>GitHub</w:t>
-      </w:r>
-      <w:proofErr w:type="spellEnd"/>
-      <w:r>
-        <w:rPr>
-          <w:rFonts w:ascii="Times New Roman" w:eastAsia="Times New Roman" w:hAnsi="Times New Roman" w:cs="Times New Roman"/>
-          <w:sz w:val="22"/>
-          <w:szCs w:val="24"/>
-          <w:lang w:eastAsia="en-US"/>
-        </w:rPr>
-        <w:t xml:space="preserve"> Actions, </w:t>
-      </w:r>
-      <w:proofErr w:type="spellStart"/>
-      <w:r>
-        <w:rPr>
-          <w:rFonts w:ascii="Times New Roman" w:eastAsia="Times New Roman" w:hAnsi="Times New Roman" w:cs="Times New Roman"/>
-          <w:sz w:val="22"/>
-          <w:szCs w:val="24"/>
-          <w:lang w:eastAsia="en-US"/>
-        </w:rPr>
-        <w:t>GitLab</w:t>
-      </w:r>
-      <w:proofErr w:type="spellEnd"/>
-      <w:r>
-        <w:rPr>
-          <w:rFonts w:ascii="Times New Roman" w:eastAsia="Times New Roman" w:hAnsi="Times New Roman" w:cs="Times New Roman"/>
-          <w:sz w:val="22"/>
-          <w:szCs w:val="24"/>
-          <w:lang w:eastAsia="en-US"/>
-        </w:rPr>
-        <w:t xml:space="preserve"> CI, Linux, </w:t>
-      </w:r>
-      <w:proofErr w:type="spellStart"/>
-      <w:r>
-        <w:rPr>
-          <w:rFonts w:ascii="Times New Roman" w:eastAsia="Times New Roman" w:hAnsi="Times New Roman" w:cs="Times New Roman"/>
-          <w:sz w:val="22"/>
-          <w:szCs w:val="24"/>
-          <w:lang w:eastAsia="en-US"/>
-        </w:rPr>
-        <w:t>Nginx</w:t>
-      </w:r>
-      <w:proofErr w:type="spellEnd"/>
+          <w:sz w:val="22"/>
+          <w:szCs w:val="24"/>
+          <w:lang w:eastAsia="en-US"/>
+        </w:rPr>
+        <w:t xml:space="preserve"> CI, Linux, Nginx</w:t>
+      </w:r>
     </w:p>
     <w:p>
       <w:pPr>
@@ -1027,29 +849,16 @@
           <w:lang w:eastAsia="en-US"/>
         </w:rPr>
       </w:pPr>
-      <w:proofErr w:type="spellStart"/>
-      <w:r>
-        <w:rPr>
-          <w:rFonts w:ascii="Times New Roman" w:eastAsia="Times New Roman" w:hAnsi="Times New Roman" w:cs="Times New Roman"/>
-          <w:b/>
-          <w:bCs/>
-          <w:sz w:val="22"/>
-          <w:szCs w:val="24"/>
-          <w:lang w:eastAsia="en-US"/>
-        </w:rPr>
-        <w:t>Observability</w:t>
-      </w:r>
-      <w:proofErr w:type="spellEnd"/>
-      <w:r>
-        <w:rPr>
-          <w:rFonts w:ascii="Times New Roman" w:eastAsia="Times New Roman" w:hAnsi="Times New Roman" w:cs="Times New Roman"/>
-          <w:b/>
-          <w:bCs/>
-          <w:sz w:val="22"/>
-          <w:szCs w:val="24"/>
-          <w:lang w:eastAsia="en-US"/>
-        </w:rPr>
-        <w:t xml:space="preserve"> / Quality / Security:</w:t>
+      <w:r>
+        <w:rPr>
+          <w:rFonts w:ascii="Times New Roman" w:eastAsia="Times New Roman" w:hAnsi="Times New Roman" w:cs="Times New Roman"/>
+          <w:b/>
+          <w:bCs/>
+          <w:sz w:val="22"/>
+          <w:szCs w:val="24"/>
+          <w:lang w:eastAsia="en-US"/>
+        </w:rPr>
+        <w:t>Observability / Quality / Security:</w:t>
       </w:r>
       <w:r>
         <w:rPr>
@@ -2447,7 +2256,6 @@
         </w:rPr>
         <w:t xml:space="preserve">, and </w:t>
       </w:r>
-      <w:proofErr w:type="spellStart"/>
       <w:r>
         <w:rPr>
           <w:rFonts w:ascii="Times New Roman" w:eastAsia="Times New Roman" w:hAnsi="Times New Roman" w:cs="Times New Roman"/>
@@ -2459,7 +2267,6 @@
         </w:rPr>
         <w:t>PostgreSQL</w:t>
       </w:r>
-      <w:proofErr w:type="spellEnd"/>
       <w:r>
         <w:rPr>
           <w:rFonts w:ascii="Times New Roman" w:eastAsia="Times New Roman" w:hAnsi="Times New Roman" w:cs="Times New Roman"/>
@@ -3789,7 +3596,6 @@
         </w:rPr>
         <w:t xml:space="preserve"> by reviewing execution plans, simplifying joins, and adding missing indexes in </w:t>
       </w:r>
-      <w:proofErr w:type="spellStart"/>
       <w:r>
         <w:rPr>
           <w:rFonts w:ascii="Times New Roman" w:eastAsia="Times New Roman" w:hAnsi="Times New Roman" w:cs="Times New Roman"/>
@@ -3801,7 +3607,6 @@
         </w:rPr>
         <w:t>PostgreSQL</w:t>
       </w:r>
-      <w:proofErr w:type="spellEnd"/>
       <w:r>
         <w:rPr>
           <w:rFonts w:ascii="Times New Roman" w:eastAsia="Times New Roman" w:hAnsi="Times New Roman" w:cs="Times New Roman"/>
@@ -5208,53 +5013,16 @@
           <w:lang w:eastAsia="en-US"/>
         </w:rPr>
       </w:pPr>
-      <w:proofErr w:type="spellStart"/>
-      <w:r>
-        <w:rPr>
-          <w:rFonts w:ascii="Times New Roman" w:eastAsia="Times New Roman" w:hAnsi="Times New Roman" w:cs="Times New Roman"/>
-          <w:b/>
-          <w:bCs/>
-          <w:sz w:val="22"/>
-          <w:szCs w:val="24"/>
-          <w:lang w:eastAsia="en-US"/>
-        </w:rPr>
-        <w:t>Docker</w:t>
-      </w:r>
-      <w:proofErr w:type="spellEnd"/>
-      <w:r>
-        <w:rPr>
-          <w:rFonts w:ascii="Times New Roman" w:eastAsia="Times New Roman" w:hAnsi="Times New Roman" w:cs="Times New Roman"/>
-          <w:b/>
-          <w:bCs/>
-          <w:sz w:val="22"/>
-          <w:szCs w:val="24"/>
-          <w:lang w:eastAsia="en-US"/>
-        </w:rPr>
-        <w:t xml:space="preserve"> &amp; </w:t>
-      </w:r>
-      <w:proofErr w:type="spellStart"/>
-      <w:r>
-        <w:rPr>
-          <w:rFonts w:ascii="Times New Roman" w:eastAsia="Times New Roman" w:hAnsi="Times New Roman" w:cs="Times New Roman"/>
-          <w:b/>
-          <w:bCs/>
-          <w:sz w:val="22"/>
-          <w:szCs w:val="24"/>
-          <w:lang w:eastAsia="en-US"/>
-        </w:rPr>
-        <w:t>Kubernetes</w:t>
-      </w:r>
-      <w:proofErr w:type="spellEnd"/>
-      <w:r>
-        <w:rPr>
-          <w:rFonts w:ascii="Times New Roman" w:eastAsia="Times New Roman" w:hAnsi="Times New Roman" w:cs="Times New Roman"/>
-          <w:b/>
-          <w:bCs/>
-          <w:sz w:val="22"/>
-          <w:szCs w:val="24"/>
-          <w:lang w:eastAsia="en-US"/>
-        </w:rPr>
-        <w:t xml:space="preserve"> Foundations</w:t>
+      <w:r>
+        <w:rPr>
+          <w:rFonts w:ascii="Times New Roman" w:eastAsia="Times New Roman" w:hAnsi="Times New Roman" w:cs="Times New Roman"/>
+          <w:b/>
+          <w:bCs/>
+          <w:sz w:val="22"/>
+          <w:szCs w:val="24"/>
+          <w:lang w:eastAsia="en-US"/>
+        </w:rPr>
+        <w:t>Docker &amp; Kubernetes Foundations</w:t>
       </w:r>
       <w:r>
         <w:rPr>
@@ -5372,29 +5140,16 @@
           <w:lang w:eastAsia="en-US"/>
         </w:rPr>
       </w:pPr>
-      <w:proofErr w:type="spellStart"/>
-      <w:r>
-        <w:rPr>
-          <w:rFonts w:ascii="Times New Roman" w:eastAsia="Times New Roman" w:hAnsi="Times New Roman" w:cs="Times New Roman"/>
-          <w:b/>
-          <w:bCs/>
-          <w:sz w:val="22"/>
-          <w:szCs w:val="24"/>
-          <w:lang w:eastAsia="en-US"/>
-        </w:rPr>
-        <w:t>PostgreSQL</w:t>
-      </w:r>
-      <w:proofErr w:type="spellEnd"/>
-      <w:r>
-        <w:rPr>
-          <w:rFonts w:ascii="Times New Roman" w:eastAsia="Times New Roman" w:hAnsi="Times New Roman" w:cs="Times New Roman"/>
-          <w:b/>
-          <w:bCs/>
-          <w:sz w:val="22"/>
-          <w:szCs w:val="24"/>
-          <w:lang w:eastAsia="en-US"/>
-        </w:rPr>
-        <w:t xml:space="preserve"> for Developers</w:t>
+      <w:r>
+        <w:rPr>
+          <w:rFonts w:ascii="Times New Roman" w:eastAsia="Times New Roman" w:hAnsi="Times New Roman" w:cs="Times New Roman"/>
+          <w:b/>
+          <w:bCs/>
+          <w:sz w:val="22"/>
+          <w:szCs w:val="24"/>
+          <w:lang w:eastAsia="en-US"/>
+        </w:rPr>
+        <w:t>PostgreSQL for Developers</w:t>
       </w:r>
       <w:r>
         <w:rPr>
@@ -9861,7 +9616,6 @@
       <w:jc w:val="both"/>
     </w:pPr>
     <w:tblPr>
-      <w:tblInd w:w="0" w:type="dxa"/>
       <w:tblBorders>
         <w:top w:val="single" w:sz="4" w:space="0" w:color="auto"/>
         <w:left w:val="single" w:sz="4" w:space="0" w:color="auto"/>
@@ -9870,12 +9624,6 @@
         <w:insideH w:val="single" w:sz="4" w:space="0" w:color="auto"/>
         <w:insideV w:val="single" w:sz="4" w:space="0" w:color="auto"/>
       </w:tblBorders>
-      <w:tblCellMar>
-        <w:top w:w="0" w:type="dxa"/>
-        <w:left w:w="108" w:type="dxa"/>
-        <w:bottom w:w="0" w:type="dxa"/>
-        <w:right w:w="108" w:type="dxa"/>
-      </w:tblCellMar>
     </w:tblPr>
   </w:style>
   <w:style w:type="character" w:customStyle="1" w:styleId="NormalWebChar">
@@ -10146,7 +9894,6 @@
       <w:jc w:val="both"/>
     </w:pPr>
     <w:tblPr>
-      <w:tblInd w:w="0" w:type="dxa"/>
       <w:tblBorders>
         <w:top w:val="single" w:sz="4" w:space="0" w:color="auto"/>
         <w:left w:val="single" w:sz="4" w:space="0" w:color="auto"/>
@@ -10155,12 +9902,6 @@
         <w:insideH w:val="single" w:sz="4" w:space="0" w:color="auto"/>
         <w:insideV w:val="single" w:sz="4" w:space="0" w:color="auto"/>
       </w:tblBorders>
-      <w:tblCellMar>
-        <w:top w:w="0" w:type="dxa"/>
-        <w:left w:w="108" w:type="dxa"/>
-        <w:bottom w:w="0" w:type="dxa"/>
-        <w:right w:w="108" w:type="dxa"/>
-      </w:tblCellMar>
     </w:tblPr>
   </w:style>
   <w:style w:type="character" w:customStyle="1" w:styleId="NormalWebChar">

--- a/Gabriel/Go React/GABRIEL POPA.docx
+++ b/Gabriel/Go React/GABRIEL POPA.docx
@@ -145,8 +145,6 @@
         </w:rPr>
         <w:t>, Romania | +40 764309991 | gabrielpdev@outlook.com | https://www.linkedin.com/in/gabriel-popa-12890b414/</w:t>
       </w:r>
-      <w:bookmarkStart w:id="0" w:name="_GoBack"/>
-      <w:bookmarkEnd w:id="0"/>
     </w:p>
     <w:p>
       <w:pPr>
@@ -1047,8 +1045,10 @@
           <w:sz w:val="22"/>
           <w:szCs w:val="28"/>
         </w:rPr>
-        <w:t xml:space="preserve">2024 – </w:t>
-      </w:r>
+        <w:t xml:space="preserve"> </w:t>
+      </w:r>
+      <w:bookmarkStart w:id="0" w:name="_GoBack"/>
+      <w:bookmarkEnd w:id="0"/>
       <w:r>
         <w:rPr>
           <w:rFonts w:asciiTheme="majorBidi" w:hAnsiTheme="majorBidi" w:cstheme="majorBidi"/>
@@ -1056,7 +1056,25 @@
           <w:sz w:val="22"/>
           <w:szCs w:val="28"/>
         </w:rPr>
-        <w:t>Dec 2025)</w:t>
+        <w:t xml:space="preserve">2024 – </w:t>
+      </w:r>
+      <w:r>
+        <w:rPr>
+          <w:rFonts w:asciiTheme="majorBidi" w:hAnsiTheme="majorBidi" w:cstheme="majorBidi"/>
+          <w:i/>
+          <w:sz w:val="22"/>
+          <w:szCs w:val="28"/>
+        </w:rPr>
+        <w:t>May 2026</w:t>
+      </w:r>
+      <w:r>
+        <w:rPr>
+          <w:rFonts w:asciiTheme="majorBidi" w:hAnsiTheme="majorBidi" w:cstheme="majorBidi"/>
+          <w:i/>
+          <w:sz w:val="22"/>
+          <w:szCs w:val="28"/>
+        </w:rPr>
+        <w:t>)</w:t>
       </w:r>
     </w:p>
     <w:p>
@@ -3266,7 +3284,7 @@
           <w:sz w:val="22"/>
           <w:szCs w:val="28"/>
         </w:rPr>
-        <w:t>Sept</w:t>
+        <w:t>Sep</w:t>
       </w:r>
       <w:r>
         <w:rPr>
